--- a/assets/resources/eckerResumeMay2026.docx
+++ b/assets/resources/eckerResumeMay2026.docx
@@ -420,6 +420,16 @@
           <w:sz w:val="22"/>
           <w:szCs w:val="22"/>
         </w:rPr>
+        <w:t>, AR</w:t>
+      </w:r>
+      <w:r>
+        <w:rPr>
+          <w:rFonts w:ascii="Times New Roman" w:hAnsi="Times New Roman" w:cs="Times New Roman"/>
+          <w:b/>
+          <w:bCs/>
+          <w:sz w:val="22"/>
+          <w:szCs w:val="22"/>
+        </w:rPr>
         <w:t xml:space="preserve">     </w:t>
       </w:r>
     </w:p>
@@ -652,6 +662,16 @@
           <w:sz w:val="22"/>
           <w:szCs w:val="22"/>
         </w:rPr>
+        <w:t>, AR</w:t>
+      </w:r>
+      <w:r>
+        <w:rPr>
+          <w:rFonts w:ascii="Times New Roman" w:hAnsi="Times New Roman" w:cs="Times New Roman"/>
+          <w:b/>
+          <w:bCs/>
+          <w:sz w:val="22"/>
+          <w:szCs w:val="22"/>
+        </w:rPr>
         <w:t xml:space="preserve">             </w:t>
       </w:r>
     </w:p>
@@ -1299,25 +1319,7 @@
           <w:sz w:val="22"/>
           <w:szCs w:val="22"/>
         </w:rPr>
-        <w:t xml:space="preserve"> as a Voice of Associates member, communicating employee insights </w:t>
-      </w:r>
-      <w:proofErr w:type="gramStart"/>
-      <w:r>
-        <w:rPr>
-          <w:rFonts w:ascii="Times New Roman" w:hAnsi="Times New Roman" w:cs="Times New Roman"/>
-          <w:sz w:val="22"/>
-          <w:szCs w:val="22"/>
-        </w:rPr>
-        <w:t>to</w:t>
-      </w:r>
-      <w:proofErr w:type="gramEnd"/>
-      <w:r>
-        <w:rPr>
-          <w:rFonts w:ascii="Times New Roman" w:hAnsi="Times New Roman" w:cs="Times New Roman"/>
-          <w:sz w:val="22"/>
-          <w:szCs w:val="22"/>
-        </w:rPr>
-        <w:t xml:space="preserve"> management and improving operations.</w:t>
+        <w:t xml:space="preserve"> as a Voice of Associates member, communicating employee insights to management and improving operations.</w:t>
       </w:r>
     </w:p>
     <w:p>
@@ -1911,25 +1913,7 @@
                 <w:sz w:val="22"/>
                 <w:szCs w:val="22"/>
               </w:rPr>
-              <w:t xml:space="preserve"> (</w:t>
-            </w:r>
-            <w:proofErr w:type="spellStart"/>
-            <w:r>
-              <w:rPr>
-                <w:rFonts w:ascii="Times New Roman" w:hAnsi="Times New Roman" w:cs="Times New Roman"/>
-                <w:sz w:val="22"/>
-                <w:szCs w:val="22"/>
-              </w:rPr>
-              <w:t>WiCyS</w:t>
-            </w:r>
-            <w:proofErr w:type="spellEnd"/>
-            <w:r>
-              <w:rPr>
-                <w:rFonts w:ascii="Times New Roman" w:hAnsi="Times New Roman" w:cs="Times New Roman"/>
-                <w:sz w:val="22"/>
-                <w:szCs w:val="22"/>
-              </w:rPr>
-              <w:t>)</w:t>
+              <w:t xml:space="preserve"> (WiCyS)</w:t>
             </w:r>
           </w:p>
         </w:tc>

--- a/assets/resources/eckerResumeMay2026.docx
+++ b/assets/resources/eckerResumeMay2026.docx
@@ -130,7 +130,27 @@
           <w:sz w:val="22"/>
           <w:szCs w:val="22"/>
         </w:rPr>
-        <w:t>Information science graduate with 20+ years of legal assistant experience, bringing a rare blend of technical fluency and deep legal industry knowledge. Skilled in analytical research, technical writing, and managing complex workflows with precision. Proficient in multiple programming languages, development tools, and database technologies, with a proven track record of reliability, adaptability, and cross-functional collaboration.</w:t>
+        <w:t>Information science graduate with 20</w:t>
+      </w:r>
+      <w:r>
+        <w:rPr>
+          <w:rFonts w:ascii="Times New Roman" w:hAnsi="Times New Roman" w:cs="Times New Roman"/>
+          <w:i/>
+          <w:iCs/>
+          <w:sz w:val="22"/>
+          <w:szCs w:val="22"/>
+        </w:rPr>
+        <w:t>+</w:t>
+      </w:r>
+      <w:r>
+        <w:rPr>
+          <w:rFonts w:ascii="Times New Roman" w:hAnsi="Times New Roman" w:cs="Times New Roman"/>
+          <w:i/>
+          <w:iCs/>
+          <w:sz w:val="22"/>
+          <w:szCs w:val="22"/>
+        </w:rPr>
+        <w:t xml:space="preserve"> years of legal assistant experience, bringing a rare blend of technical fluency and deep legal industry knowledge. Skilled in analytical research, technical writing, and managing complex workflows with precision. Proficient in multiple programming languages, development tools, and database technologies, with a proven track record of reliability, adaptability, and cross-functional collaboration.</w:t>
       </w:r>
     </w:p>
     <w:p>
@@ -212,15 +232,7 @@
           <w:sz w:val="22"/>
           <w:szCs w:val="22"/>
         </w:rPr>
-        <w:t>Databases / Tools: Oracle, Oracle APEX, Microsoft SQL Server, GitHub, Eclipse, Visual Studio</w:t>
-      </w:r>
-      <w:r>
-        <w:rPr>
-          <w:rFonts w:ascii="Times New Roman" w:hAnsi="Times New Roman" w:cs="Times New Roman"/>
-          <w:sz w:val="22"/>
-          <w:szCs w:val="22"/>
-        </w:rPr>
-        <w:t xml:space="preserve">, Figma, </w:t>
+        <w:t xml:space="preserve">Databases / Tools: Oracle, Oracle APEX, Microsoft SQL Server, GitHub, </w:t>
       </w:r>
       <w:r>
         <w:rPr>
@@ -229,6 +241,38 @@
           <w:szCs w:val="22"/>
         </w:rPr>
         <w:t>Power BI</w:t>
+      </w:r>
+      <w:r>
+        <w:rPr>
+          <w:rFonts w:ascii="Times New Roman" w:hAnsi="Times New Roman" w:cs="Times New Roman"/>
+          <w:sz w:val="22"/>
+          <w:szCs w:val="22"/>
+        </w:rPr>
+        <w:t>,</w:t>
+      </w:r>
+      <w:r>
+        <w:rPr>
+          <w:rFonts w:ascii="Times New Roman" w:hAnsi="Times New Roman" w:cs="Times New Roman"/>
+          <w:sz w:val="22"/>
+          <w:szCs w:val="22"/>
+        </w:rPr>
+        <w:t xml:space="preserve"> </w:t>
+      </w:r>
+      <w:r>
+        <w:rPr>
+          <w:rFonts w:ascii="Times New Roman" w:hAnsi="Times New Roman" w:cs="Times New Roman"/>
+          <w:sz w:val="22"/>
+          <w:szCs w:val="22"/>
+        </w:rPr>
+        <w:t>Eclipse, Visual Studio</w:t>
+      </w:r>
+      <w:r>
+        <w:rPr>
+          <w:rFonts w:ascii="Times New Roman" w:hAnsi="Times New Roman" w:cs="Times New Roman"/>
+          <w:sz w:val="22"/>
+          <w:szCs w:val="22"/>
+        </w:rPr>
+        <w:t xml:space="preserve">, Figma </w:t>
       </w:r>
     </w:p>
     <w:p>
@@ -410,7 +454,17 @@
           <w:sz w:val="22"/>
           <w:szCs w:val="22"/>
         </w:rPr>
-        <w:t xml:space="preserve"> – LITTLE ROCK</w:t>
+        <w:t xml:space="preserve"> – L</w:t>
+      </w:r>
+      <w:r>
+        <w:rPr>
+          <w:rFonts w:ascii="Times New Roman" w:hAnsi="Times New Roman" w:cs="Times New Roman"/>
+          <w:b/>
+          <w:bCs/>
+          <w:sz w:val="22"/>
+          <w:szCs w:val="22"/>
+        </w:rPr>
+        <w:t>ittle Rock</w:t>
       </w:r>
       <w:r>
         <w:rPr>
@@ -590,7 +644,7 @@
           <w:sz w:val="22"/>
           <w:szCs w:val="22"/>
         </w:rPr>
-        <w:t>8</w:t>
+        <w:t>7</w:t>
       </w:r>
     </w:p>
     <w:p>
@@ -632,27 +686,27 @@
           <w:sz w:val="22"/>
           <w:szCs w:val="22"/>
         </w:rPr>
-        <w:t>–</w:t>
-      </w:r>
-      <w:r>
-        <w:rPr>
-          <w:rFonts w:ascii="Times New Roman" w:hAnsi="Times New Roman" w:cs="Times New Roman"/>
-          <w:b/>
-          <w:bCs/>
-          <w:sz w:val="22"/>
-          <w:szCs w:val="22"/>
-        </w:rPr>
-        <w:t xml:space="preserve"> </w:t>
-      </w:r>
-      <w:r>
-        <w:rPr>
-          <w:rFonts w:ascii="Times New Roman" w:hAnsi="Times New Roman" w:cs="Times New Roman"/>
-          <w:b/>
-          <w:bCs/>
-          <w:sz w:val="22"/>
-          <w:szCs w:val="22"/>
-        </w:rPr>
-        <w:t>BEEBE</w:t>
+        <w:t xml:space="preserve">– </w:t>
+      </w:r>
+      <w:r>
+        <w:rPr>
+          <w:rFonts w:ascii="Times New Roman" w:hAnsi="Times New Roman" w:cs="Times New Roman"/>
+          <w:b/>
+          <w:bCs/>
+          <w:sz w:val="22"/>
+          <w:szCs w:val="22"/>
+        </w:rPr>
+        <w:t>B</w:t>
+      </w:r>
+      <w:r>
+        <w:rPr>
+          <w:rFonts w:ascii="Times New Roman" w:hAnsi="Times New Roman" w:cs="Times New Roman"/>
+          <w:b/>
+          <w:bCs/>
+          <w:sz w:val="22"/>
+          <w:szCs w:val="22"/>
+        </w:rPr>
+        <w:t>eebe</w:t>
       </w:r>
       <w:r>
         <w:rPr>
@@ -1319,7 +1373,25 @@
           <w:sz w:val="22"/>
           <w:szCs w:val="22"/>
         </w:rPr>
-        <w:t xml:space="preserve"> as a Voice of Associates member, communicating employee insights to management and improving operations.</w:t>
+        <w:t xml:space="preserve"> as a Voice of Associates member, communicating employee insights </w:t>
+      </w:r>
+      <w:proofErr w:type="gramStart"/>
+      <w:r>
+        <w:rPr>
+          <w:rFonts w:ascii="Times New Roman" w:hAnsi="Times New Roman" w:cs="Times New Roman"/>
+          <w:sz w:val="22"/>
+          <w:szCs w:val="22"/>
+        </w:rPr>
+        <w:t>to</w:t>
+      </w:r>
+      <w:proofErr w:type="gramEnd"/>
+      <w:r>
+        <w:rPr>
+          <w:rFonts w:ascii="Times New Roman" w:hAnsi="Times New Roman" w:cs="Times New Roman"/>
+          <w:sz w:val="22"/>
+          <w:szCs w:val="22"/>
+        </w:rPr>
+        <w:t xml:space="preserve"> management and improving operations.</w:t>
       </w:r>
     </w:p>
     <w:p>
@@ -1913,7 +1985,25 @@
                 <w:sz w:val="22"/>
                 <w:szCs w:val="22"/>
               </w:rPr>
-              <w:t xml:space="preserve"> (WiCyS)</w:t>
+              <w:t xml:space="preserve"> (</w:t>
+            </w:r>
+            <w:proofErr w:type="spellStart"/>
+            <w:r>
+              <w:rPr>
+                <w:rFonts w:ascii="Times New Roman" w:hAnsi="Times New Roman" w:cs="Times New Roman"/>
+                <w:sz w:val="22"/>
+                <w:szCs w:val="22"/>
+              </w:rPr>
+              <w:t>WiCyS</w:t>
+            </w:r>
+            <w:proofErr w:type="spellEnd"/>
+            <w:r>
+              <w:rPr>
+                <w:rFonts w:ascii="Times New Roman" w:hAnsi="Times New Roman" w:cs="Times New Roman"/>
+                <w:sz w:val="22"/>
+                <w:szCs w:val="22"/>
+              </w:rPr>
+              <w:t>)</w:t>
             </w:r>
           </w:p>
         </w:tc>
@@ -3397,6 +3487,7 @@
   <w:style w:type="character" w:default="1" w:styleId="DefaultParagraphFont">
     <w:name w:val="Default Paragraph Font"/>
     <w:uiPriority w:val="1"/>
+    <w:semiHidden/>
     <w:unhideWhenUsed/>
   </w:style>
   <w:style w:type="table" w:default="1" w:styleId="TableNormal">
